--- a/系統開發及維運服務合約書.docx
+++ b/系統開發及維運服務合約書.docx
@@ -227,6 +227,16 @@
           <w:sz w:val="22"/>
         </w:rPr>
         <w:t>三、甲方就同一交付項目之修改，於乙方交付後得提出至多＿＿次修訂需求；逾此次數或屬需求變更者，依第三條第四項辦理。</w:t>
+      </w:r>
+    </w:p>
+    <w:p>
+      <w:r>
+        <w:rPr>
+          <w:rFonts w:ascii="Times New Roman" w:hAnsi="Times New Roman" w:eastAsia="標楷體"/>
+          <w:b w:val="0"/>
+          <w:sz w:val="22"/>
+        </w:rPr>
+        <w:t xml:space="preserve">四、契約性質：本合約第一項之系統開發，以完成本系統並經驗收合格為給付內容，性質屬民法上之承攬；本系統驗收合格後，乙方依第六條所提供之每月定期維運服務（含系統代管、備份、安全性更新、故障排除及技術諮詢等），係為甲方持續處理事務，性質屬民法上之委任。兩者之報酬、責任與終止分別依本合約各該條款辦理。</w:t>
       </w:r>
     </w:p>
     <w:p>
